--- a/docs/as-built/docx/ilm.docx
+++ b/docs/as-built/docx/ilm.docx
@@ -633,7 +633,7 @@
               <a:graphicData uri="http://schemas.openxmlformats.org/drawingml/2006/picture">
                 <pic:pic>
                   <pic:nvPicPr>
-                    <pic:cNvPr descr="/tmp/docximg-dY8fbM/ilm_md_1.png" id="23" name="Picture"/>
+                    <pic:cNvPr descr="/tmp/docximg-qjBMyN/ilm_md_1.png" id="23" name="Picture"/>
                     <pic:cNvPicPr>
                       <a:picLocks noChangeArrowheads="1" noChangeAspect="1"/>
                     </pic:cNvPicPr>
@@ -737,13 +737,29 @@
         <w:t xml:space="preserve"> </w:t>
       </w:r>
       <w:r>
-        <w:t xml:space="preserve">INACTIVE) and whether the change needs approval. "Hold" needs approval, so the change is rejected unless</w:t>
-      </w:r>
-      <w:r>
-        <w:t xml:space="preserve"> </w:t>
-      </w:r>
-      <w:r>
-        <w:t xml:space="preserve">an approval reference is supplied.</w:t>
+        <w:t xml:space="preserve">INACTIVE) and whether the change needs approval. "Hold" needs approval, so the change is</w:t>
+      </w:r>
+      <w:r>
+        <w:t xml:space="preserve"> </w:t>
+      </w:r>
+      <w:r>
+        <w:rPr>
+          <w:bCs/>
+          <w:b/>
+        </w:rPr>
+        <w:t xml:space="preserve">held</w:t>
+      </w:r>
+      <w:r>
+        <w:t xml:space="preserve"> </w:t>
+      </w:r>
+      <w:r>
+        <w:t xml:space="preserve">until a</w:t>
+      </w:r>
+      <w:r>
+        <w:t xml:space="preserve"> </w:t>
+      </w:r>
+      <w:r>
+        <w:t xml:space="preserve">back-office approver signs off — and that approval can be a single sign-off or a chain.</w:t>
       </w:r>
     </w:p>
     <w:p>
@@ -803,7 +819,7 @@
         <w:t xml:space="preserve"> </w:t>
       </w:r>
       <w:r>
-        <w:t xml:space="preserve">validates the code,</w:t>
+        <w:t xml:space="preserve">validates the code and</w:t>
       </w:r>
       <w:r>
         <w:t xml:space="preserve"> </w:t>
@@ -828,7 +844,7 @@
         <w:t xml:space="preserve"> </w:t>
       </w:r>
       <w:r>
-        <w:t xml:space="preserve">(clone), and because</w:t>
+        <w:t xml:space="preserve">(clone). Because</w:t>
       </w:r>
       <w:r>
         <w:t xml:space="preserve"> </w:t>
@@ -840,31 +856,111 @@
         <w:t xml:space="preserve">requires_approval=true</w:t>
       </w:r>
       <w:r>
-        <w:t xml:space="preserve"> </w:t>
-      </w:r>
-      <w:r>
-        <w:t xml:space="preserve">it rejects without an</w:t>
-      </w:r>
-      <w:r>
-        <w:t xml:space="preserve"> </w:t>
-      </w:r>
-      <w:r>
-        <w:rPr>
-          <w:rStyle w:val="VerbatimChar"/>
-        </w:rPr>
-        <w:t xml:space="preserve">approval_reference</w:t>
-      </w:r>
-      <w:r>
-        <w:t xml:space="preserve"> </w:t>
-      </w:r>
-      <w:r>
-        <w:t xml:space="preserve">(R-ILM-S-2). With one it commits,</w:t>
-      </w:r>
-      <w:r>
-        <w:t xml:space="preserve"> </w:t>
-      </w:r>
-      <w:r>
-        <w:t xml:space="preserve">writes</w:t>
+        <w:t xml:space="preserve">, it</w:t>
+      </w:r>
+      <w:r>
+        <w:t xml:space="preserve"> </w:t>
+      </w:r>
+      <w:r>
+        <w:rPr>
+          <w:bCs/>
+          <w:b/>
+        </w:rPr>
+        <w:t xml:space="preserve">routes through EM-CFG-04</w:t>
+      </w:r>
+      <w:r>
+        <w:t xml:space="preserve"> </w:t>
+      </w:r>
+      <w:r>
+        <w:t xml:space="preserve">— raises an</w:t>
+      </w:r>
+      <w:r>
+        <w:t xml:space="preserve"> </w:t>
+      </w:r>
+      <w:r>
+        <w:rPr>
+          <w:rStyle w:val="VerbatimChar"/>
+        </w:rPr>
+        <w:t xml:space="preserve">ApprovalService::request</w:t>
+      </w:r>
+      <w:r>
+        <w:t xml:space="preserve"> </w:t>
+      </w:r>
+      <w:r>
+        <w:t xml:space="preserve">(</w:t>
+      </w:r>
+      <w:r>
+        <w:rPr>
+          <w:rStyle w:val="VerbatimChar"/>
+        </w:rPr>
+        <w:t xml:space="preserve">entity_type=CUSTOMER_SUB_STATUS</w:t>
+      </w:r>
+      <w:r>
+        <w:t xml:space="preserve">,</w:t>
+      </w:r>
+      <w:r>
+        <w:t xml:space="preserve"> </w:t>
+      </w:r>
+      <w:r>
+        <w:rPr>
+          <w:rStyle w:val="VerbatimChar"/>
+        </w:rPr>
+        <w:t xml:space="preserve">action=hold</w:t>
+      </w:r>
+      <w:r>
+        <w:t xml:space="preserve">) and returns the account</w:t>
+      </w:r>
+      <w:r>
+        <w:t xml:space="preserve"> </w:t>
+      </w:r>
+      <w:r>
+        <w:rPr>
+          <w:bCs/>
+          <w:b/>
+        </w:rPr>
+        <w:t xml:space="preserve">unchanged</w:t>
+      </w:r>
+      <w:r>
+        <w:t xml:space="preserve"> </w:t>
+      </w:r>
+      <w:r>
+        <w:t xml:space="preserve">(held PENDING).</w:t>
+      </w:r>
+      <w:r>
+        <w:t xml:space="preserve"> </w:t>
+      </w:r>
+      <w:r>
+        <w:t xml:space="preserve">When an approver (a single</w:t>
+      </w:r>
+      <w:r>
+        <w:t xml:space="preserve"> </w:t>
+      </w:r>
+      <w:r>
+        <w:rPr>
+          <w:rStyle w:val="VerbatimChar"/>
+        </w:rPr>
+        <w:t xml:space="preserve">CUSTOMER_CARE_SUPERVISOR</w:t>
+      </w:r>
+      <w:r>
+        <w:t xml:space="preserve"> </w:t>
+      </w:r>
+      <w:r>
+        <w:t xml:space="preserve">by default, or each stage of a chain) approves,</w:t>
+      </w:r>
+      <w:r>
+        <w:t xml:space="preserve"> </w:t>
+      </w:r>
+      <w:r>
+        <w:rPr>
+          <w:rStyle w:val="VerbatimChar"/>
+        </w:rPr>
+        <w:t xml:space="preserve">ApplySubStatusOnApproval</w:t>
+      </w:r>
+      <w:r>
+        <w:t xml:space="preserve"> </w:t>
+      </w:r>
+      <w:r>
+        <w:t xml:space="preserve">applies the transition, writes</w:t>
       </w:r>
       <w:r>
         <w:t xml:space="preserve"> </w:t>
@@ -913,7 +1009,7 @@
           <w:iCs/>
           <w:i/>
         </w:rPr>
-        <w:t xml:space="preserve">AccountFlagTest</w:t>
+        <w:t xml:space="preserve">AccountFlagTest::test_sub_status_requiring_approval_routes_through_em_cfg_04</w:t>
       </w:r>
       <w:r>
         <w:rPr>
@@ -1417,7 +1513,7 @@
               <a:graphicData uri="http://schemas.openxmlformats.org/drawingml/2006/picture">
                 <pic:pic>
                   <pic:nvPicPr>
-                    <pic:cNvPr descr="/tmp/docximg-dY8fbM/ilm_md_2.png" id="30" name="Picture"/>
+                    <pic:cNvPr descr="/tmp/docximg-qjBMyN/ilm_md_2.png" id="30" name="Picture"/>
                     <pic:cNvPicPr>
                       <a:picLocks noChangeArrowheads="1" noChangeAspect="1"/>
                     </pic:cNvPicPr>
@@ -1991,7 +2087,7 @@
               <a:graphicData uri="http://schemas.openxmlformats.org/drawingml/2006/picture">
                 <pic:pic>
                   <pic:nvPicPr>
-                    <pic:cNvPr descr="/tmp/docximg-dY8fbM/ilm_md_3.png" id="35" name="Picture"/>
+                    <pic:cNvPr descr="/tmp/docximg-qjBMyN/ilm_md_3.png" id="35" name="Picture"/>
                     <pic:cNvPicPr>
                       <a:picLocks noChangeArrowheads="1" noChangeAspect="1"/>
                     </pic:cNvPicPr>
@@ -11615,7 +11711,23 @@
               <w:t xml:space="preserve">requires_approval=true</w:t>
             </w:r>
             <w:r>
-              <w:t xml:space="preserve">) from an Account Manager or Region Head (</w:t>
+              <w:t xml:space="preserve">) — the transition is</w:t>
+            </w:r>
+            <w:r>
+              <w:t xml:space="preserve"> </w:t>
+            </w:r>
+            <w:r>
+              <w:rPr>
+                <w:bCs/>
+                <w:b/>
+              </w:rPr>
+              <w:t xml:space="preserve">held until an EM-CFG-04 approval clears</w:t>
+            </w:r>
+            <w:r>
+              <w:t xml:space="preserve"> </w:t>
+            </w:r>
+            <w:r>
+              <w:t xml:space="preserve">(</w:t>
             </w:r>
             <w:r>
               <w:rPr>
@@ -11624,7 +11736,10 @@
               <w:t xml:space="preserve">approval_roles_jsonb</w:t>
             </w:r>
             <w:r>
-              <w:t xml:space="preserve">).</w:t>
+              <w:t xml:space="preserve"> </w:t>
+            </w:r>
+            <w:r>
+              <w:t xml:space="preserve">is the advisory role list).</w:t>
             </w:r>
           </w:p>
         </w:tc>
@@ -11666,7 +11781,7 @@
               <w:t xml:space="preserve">INACTIVE</w:t>
             </w:r>
             <w:r>
-              <w:t xml:space="preserve">, needs a Back-Office Supervisor's approval, and</w:t>
+              <w:t xml:space="preserve">, needs approval, and</w:t>
             </w:r>
             <w:r>
               <w:t xml:space="preserve"> </w:t>
@@ -11750,7 +11865,77 @@
     </w:tbl>
     <w:p>
       <w:pPr>
-        <w:pStyle w:val="BodyText"/>
+        <w:pStyle w:val="BlockText"/>
+      </w:pPr>
+      <w:r>
+        <w:rPr>
+          <w:iCs/>
+          <w:i/>
+        </w:rPr>
+        <w:t xml:space="preserve">(The</w:t>
+      </w:r>
+      <w:r>
+        <w:rPr>
+          <w:iCs/>
+          <w:i/>
+        </w:rPr>
+        <w:t xml:space="preserve"> </w:t>
+      </w:r>
+      <w:r>
+        <w:rPr>
+          <w:rStyle w:val="VerbatimChar"/>
+          <w:iCs/>
+          <w:i/>
+        </w:rPr>
+        <w:t xml:space="preserve">approval_roles_jsonb</w:t>
+      </w:r>
+      <w:r>
+        <w:rPr>
+          <w:iCs/>
+          <w:i/>
+        </w:rPr>
+        <w:t xml:space="preserve"> </w:t>
+      </w:r>
+      <w:r>
+        <w:rPr>
+          <w:iCs/>
+          <w:i/>
+        </w:rPr>
+        <w:t xml:space="preserve">role names above are illustrative — the seeded rows leave it null; the seeded EM-CFG-04 policy defaults to a single</w:t>
+      </w:r>
+      <w:r>
+        <w:rPr>
+          <w:iCs/>
+          <w:i/>
+        </w:rPr>
+        <w:t xml:space="preserve"> </w:t>
+      </w:r>
+      <w:r>
+        <w:rPr>
+          <w:rStyle w:val="VerbatimChar"/>
+          <w:iCs/>
+          <w:i/>
+        </w:rPr>
+        <w:t xml:space="preserve">CUSTOMER_CARE_SUPERVISOR</w:t>
+      </w:r>
+      <w:r>
+        <w:rPr>
+          <w:iCs/>
+          <w:i/>
+        </w:rPr>
+        <w:t xml:space="preserve"> </w:t>
+      </w:r>
+      <w:r>
+        <w:rPr>
+          <w:iCs/>
+          <w:i/>
+        </w:rPr>
+        <w:t xml:space="preserve">stage.)</w:t>
+      </w:r>
+    </w:p>
+    <w:p>
+      <w:pPr>
+        <w:pStyle w:val="FirstParagraph"/>
       </w:pPr>
       <w:r>
         <w:rPr>
@@ -11847,7 +12032,121 @@
         <w:t xml:space="preserve"> </w:t>
       </w:r>
       <w:r>
-        <w:t xml:space="preserve">+</w:t>
+        <w:t xml:space="preserve">→ the transition now</w:t>
+      </w:r>
+      <w:r>
+        <w:t xml:space="preserve"> </w:t>
+      </w:r>
+      <w:r>
+        <w:rPr>
+          <w:bCs/>
+          <w:b/>
+        </w:rPr>
+        <w:t xml:space="preserve">routes through the EM-CFG-04 engine</w:t>
+      </w:r>
+      <w:r>
+        <w:t xml:space="preserve"> </w:t>
+      </w:r>
+      <w:r>
+        <w:t xml:space="preserve">(</w:t>
+      </w:r>
+      <w:r>
+        <w:rPr>
+          <w:rStyle w:val="VerbatimChar"/>
+        </w:rPr>
+        <w:t xml:space="preserve">AccountService</w:t>
+      </w:r>
+      <w:r>
+        <w:t xml:space="preserve"> </w:t>
+      </w:r>
+      <w:r>
+        <w:t xml:space="preserve">raises an</w:t>
+      </w:r>
+      <w:r>
+        <w:t xml:space="preserve"> </w:t>
+      </w:r>
+      <w:r>
+        <w:rPr>
+          <w:rStyle w:val="VerbatimChar"/>
+        </w:rPr>
+        <w:t xml:space="preserve">ApprovalService::request(entity_type=CUSTOMER_SUB_STATUS, action=&lt;code&gt;)</w:t>
+      </w:r>
+      <w:r>
+        <w:t xml:space="preserve">); the change is</w:t>
+      </w:r>
+      <w:r>
+        <w:t xml:space="preserve"> </w:t>
+      </w:r>
+      <w:r>
+        <w:rPr>
+          <w:bCs/>
+          <w:b/>
+        </w:rPr>
+        <w:t xml:space="preserve">held PENDING</w:t>
+      </w:r>
+      <w:r>
+        <w:t xml:space="preserve"> </w:t>
+      </w:r>
+      <w:r>
+        <w:t xml:space="preserve">and</w:t>
+      </w:r>
+      <w:r>
+        <w:t xml:space="preserve"> </w:t>
+      </w:r>
+      <w:r>
+        <w:rPr>
+          <w:rStyle w:val="VerbatimChar"/>
+        </w:rPr>
+        <w:t xml:space="preserve">ApplySubStatusOnApproval</w:t>
+      </w:r>
+      <w:r>
+        <w:t xml:space="preserve"> </w:t>
+      </w:r>
+      <w:r>
+        <w:t xml:space="preserve">applies it on</w:t>
+      </w:r>
+      <w:r>
+        <w:t xml:space="preserve"> </w:t>
+      </w:r>
+      <w:r>
+        <w:rPr>
+          <w:rStyle w:val="VerbatimChar"/>
+        </w:rPr>
+        <w:t xml:space="preserve">ApprovalApproved</w:t>
+      </w:r>
+      <w:r>
+        <w:t xml:space="preserve">. The policy can be a</w:t>
+      </w:r>
+      <w:r>
+        <w:t xml:space="preserve"> </w:t>
+      </w:r>
+      <w:r>
+        <w:rPr>
+          <w:bCs/>
+          <w:b/>
+        </w:rPr>
+        <w:t xml:space="preserve">single approver or a chain</w:t>
+      </w:r>
+      <w:r>
+        <w:t xml:space="preserve"> </w:t>
+      </w:r>
+      <w:r>
+        <w:t xml:space="preserve">— the engine supports both, seeded as one</w:t>
+      </w:r>
+      <w:r>
+        <w:t xml:space="preserve"> </w:t>
+      </w:r>
+      <w:r>
+        <w:rPr>
+          <w:rStyle w:val="VerbatimChar"/>
+        </w:rPr>
+        <w:t xml:space="preserve">CUSTOMER_CARE_SUPERVISOR</w:t>
+      </w:r>
+      <w:r>
+        <w:t xml:space="preserve"> </w:t>
+      </w:r>
+      <w:r>
+        <w:t xml:space="preserve">stage by default.</w:t>
       </w:r>
       <w:r>
         <w:t xml:space="preserve"> </w:t>
@@ -11862,7 +12161,7 @@
         <w:t xml:space="preserve"> </w:t>
       </w:r>
       <w:r>
-        <w:t xml:space="preserve">(which roles may sign).</w:t>
+        <w:t xml:space="preserve">is the advisory list that an operator can use to seed the stage(s).</w:t>
       </w:r>
     </w:p>
     <w:p>
@@ -16667,7 +16966,7 @@
               <a:graphicData uri="http://schemas.openxmlformats.org/drawingml/2006/picture">
                 <pic:pic>
                   <pic:nvPicPr>
-                    <pic:cNvPr descr="/tmp/docximg-dY8fbM/ilm_md_4.png" id="48" name="Picture"/>
+                    <pic:cNvPr descr="/tmp/docximg-qjBMyN/ilm_md_4.png" id="48" name="Picture"/>
                     <pic:cNvPicPr>
                       <a:picLocks noChangeArrowheads="1" noChangeAspect="1"/>
                     </pic:cNvPicPr>

--- a/docs/as-built/docx/ilm.docx
+++ b/docs/as-built/docx/ilm.docx
@@ -459,6 +459,138 @@
         <w:pStyle w:val="BodyText"/>
       </w:pPr>
       <w:r>
+        <w:t xml:space="preserve">KYC isn't a bespoke workflow: it</w:t>
+      </w:r>
+      <w:r>
+        <w:t xml:space="preserve"> </w:t>
+      </w:r>
+      <w:r>
+        <w:rPr>
+          <w:bCs/>
+          <w:b/>
+        </w:rPr>
+        <w:t xml:space="preserve">runs on the same EM-CFG-04 approval engine</w:t>
+      </w:r>
+      <w:r>
+        <w:t xml:space="preserve"> </w:t>
+      </w:r>
+      <w:r>
+        <w:t xml:space="preserve">as everything else that</w:t>
+      </w:r>
+      <w:r>
+        <w:t xml:space="preserve"> </w:t>
+      </w:r>
+      <w:r>
+        <w:t xml:space="preserve">needs sign-off. The two levels (L1 supervisor → final) are an</w:t>
+      </w:r>
+      <w:r>
+        <w:t xml:space="preserve"> </w:t>
+      </w:r>
+      <w:r>
+        <w:rPr>
+          <w:bCs/>
+          <w:b/>
+        </w:rPr>
+        <w:t xml:space="preserve">ordered two-stage chain</w:t>
+      </w:r>
+      <w:r>
+        <w:t xml:space="preserve">; each</w:t>
+      </w:r>
+      <w:r>
+        <w:t xml:space="preserve"> </w:t>
+      </w:r>
+      <w:r>
+        <w:rPr>
+          <w:rStyle w:val="VerbatimChar"/>
+        </w:rPr>
+        <w:t xml:space="preserve">recordKycDecision</w:t>
+      </w:r>
+      <w:r>
+        <w:t xml:space="preserve"> </w:t>
+      </w:r>
+      <w:r>
+        <w:t xml:space="preserve">is a</w:t>
+      </w:r>
+      <w:r>
+        <w:t xml:space="preserve"> </w:t>
+      </w:r>
+      <w:r>
+        <w:rPr>
+          <w:rStyle w:val="VerbatimChar"/>
+        </w:rPr>
+        <w:t xml:space="preserve">decide()</w:t>
+      </w:r>
+      <w:r>
+        <w:t xml:space="preserve"> </w:t>
+      </w:r>
+      <w:r>
+        <w:t xml:space="preserve">on the current stage. The engine owns</w:t>
+      </w:r>
+      <w:r>
+        <w:t xml:space="preserve"> </w:t>
+      </w:r>
+      <w:r>
+        <w:rPr>
+          <w:iCs/>
+          <w:i/>
+        </w:rPr>
+        <w:t xml:space="preserve">who</w:t>
+      </w:r>
+      <w:r>
+        <w:t xml:space="preserve"> </w:t>
+      </w:r>
+      <w:r>
+        <w:t xml:space="preserve">may act (the configured</w:t>
+      </w:r>
+      <w:r>
+        <w:t xml:space="preserve"> </w:t>
+      </w:r>
+      <w:r>
+        <w:t xml:space="preserve">role per stage, or SUPER_ADMIN) and the distinct-approver rule;</w:t>
+      </w:r>
+      <w:r>
+        <w:t xml:space="preserve"> </w:t>
+      </w:r>
+      <w:r>
+        <w:rPr>
+          <w:rStyle w:val="VerbatimChar"/>
+        </w:rPr>
+        <w:t xml:space="preserve">kyc_status</w:t>
+      </w:r>
+      <w:r>
+        <w:t xml:space="preserve"> </w:t>
+      </w:r>
+      <w:r>
+        <w:t xml:space="preserve">is simply</w:t>
+      </w:r>
+      <w:r>
+        <w:t xml:space="preserve"> </w:t>
+      </w:r>
+      <w:r>
+        <w:rPr>
+          <w:bCs/>
+          <w:b/>
+        </w:rPr>
+        <w:t xml:space="preserve">derived</w:t>
+      </w:r>
+      <w:r>
+        <w:t xml:space="preserve"> </w:t>
+      </w:r>
+      <w:r>
+        <w:t xml:space="preserve">from</w:t>
+      </w:r>
+      <w:r>
+        <w:t xml:space="preserve"> </w:t>
+      </w:r>
+      <w:r>
+        <w:t xml:space="preserve">how far the chain has progressed.</w:t>
+      </w:r>
+    </w:p>
+    <w:p>
+      <w:pPr>
+        <w:pStyle w:val="BodyText"/>
+      </w:pPr>
+      <w:r>
         <w:rPr>
           <w:bCs/>
           <w:b/>
@@ -523,6 +655,12 @@
         <w:pStyle w:val="Compact"/>
       </w:pPr>
       <w:r>
+        <w:t xml:space="preserve">The first</w:t>
+      </w:r>
+      <w:r>
+        <w:t xml:space="preserve"> </w:t>
+      </w:r>
+      <w:r>
         <w:rPr>
           <w:rStyle w:val="VerbatimChar"/>
         </w:rPr>
@@ -532,7 +670,25 @@
         <w:t xml:space="preserve"> </w:t>
       </w:r>
       <w:r>
-        <w:t xml:space="preserve">— who may approve each level is config (</w:t>
+        <w:t xml:space="preserve">opens a</w:t>
+      </w:r>
+      <w:r>
+        <w:t xml:space="preserve"> </w:t>
+      </w:r>
+      <w:r>
+        <w:rPr>
+          <w:rStyle w:val="VerbatimChar"/>
+        </w:rPr>
+        <w:t xml:space="preserve">CUSTOMER_KYC</w:t>
+      </w:r>
+      <w:r>
+        <w:t xml:space="preserve"> </w:t>
+      </w:r>
+      <w:r>
+        <w:t xml:space="preserve">request whose chain is built from</w:t>
+      </w:r>
+      <w:r>
+        <w:t xml:space="preserve"> </w:t>
       </w:r>
       <w:r>
         <w:rPr>
@@ -541,7 +697,26 @@
         <w:t xml:space="preserve">kyc_approval_role</w:t>
       </w:r>
       <w:r>
-        <w:t xml:space="preserve">).</w:t>
+        <w:t xml:space="preserve"> </w:t>
+      </w:r>
+      <w:r>
+        <w:t xml:space="preserve">(level → stage role) and</w:t>
+      </w:r>
+      <w:r>
+        <w:t xml:space="preserve"> </w:t>
+      </w:r>
+      <w:r>
+        <w:rPr>
+          <w:bCs/>
+          <w:b/>
+        </w:rPr>
+        <w:t xml:space="preserve">frozen</w:t>
+      </w:r>
+      <w:r>
+        <w:t xml:space="preserve"> </w:t>
+      </w:r>
+      <w:r>
+        <w:t xml:space="preserve">onto the request. Each decision clears a stage.</w:t>
       </w:r>
     </w:p>
     <w:p>
@@ -553,31 +728,34 @@
         <w:pStyle w:val="Compact"/>
       </w:pPr>
       <w:r>
-        <w:t xml:space="preserve">Two approvals flip</w:t>
-      </w:r>
-      <w:r>
-        <w:t xml:space="preserve"> </w:t>
-      </w:r>
-      <w:r>
-        <w:rPr>
-          <w:rStyle w:val="VerbatimChar"/>
-        </w:rPr>
-        <w:t xml:space="preserve">kyc_status</w:t>
-      </w:r>
-      <w:r>
-        <w:t xml:space="preserve"> </w:t>
-      </w:r>
-      <w:r>
-        <w:rPr>
-          <w:rStyle w:val="VerbatimChar"/>
-        </w:rPr>
-        <w:t xml:space="preserve">PENDING → L1_APPROVED → APPROVED</w:t>
-      </w:r>
-      <w:r>
-        <w:t xml:space="preserve"> </w:t>
-      </w:r>
-      <w:r>
-        <w:t xml:space="preserve">and emit</w:t>
+        <w:t xml:space="preserve">Clearing stage 1 →</w:t>
+      </w:r>
+      <w:r>
+        <w:t xml:space="preserve"> </w:t>
+      </w:r>
+      <w:r>
+        <w:rPr>
+          <w:rStyle w:val="VerbatimChar"/>
+        </w:rPr>
+        <w:t xml:space="preserve">L1_APPROVED</w:t>
+      </w:r>
+      <w:r>
+        <w:t xml:space="preserve">; clearing stage 2 →</w:t>
+      </w:r>
+      <w:r>
+        <w:t xml:space="preserve"> </w:t>
+      </w:r>
+      <w:r>
+        <w:rPr>
+          <w:rStyle w:val="VerbatimChar"/>
+        </w:rPr>
+        <w:t xml:space="preserve">APPROVED</w:t>
+      </w:r>
+      <w:r>
+        <w:t xml:space="preserve"> </w:t>
+      </w:r>
+      <w:r>
+        <w:t xml:space="preserve">(emits</w:t>
       </w:r>
       <w:r>
         <w:t xml:space="preserve"> </w:t>
@@ -589,7 +767,31 @@
         <w:t xml:space="preserve">CustomerKycApproved</w:t>
       </w:r>
       <w:r>
-        <w:t xml:space="preserve">.</w:t>
+        <w:t xml:space="preserve">). A reject at any stage →</w:t>
+      </w:r>
+      <w:r>
+        <w:t xml:space="preserve"> </w:t>
+      </w:r>
+      <w:r>
+        <w:rPr>
+          <w:rStyle w:val="VerbatimChar"/>
+        </w:rPr>
+        <w:t xml:space="preserve">REJECTED</w:t>
+      </w:r>
+      <w:r>
+        <w:t xml:space="preserve">. (An unauthorised approver gets</w:t>
+      </w:r>
+      <w:r>
+        <w:t xml:space="preserve"> </w:t>
+      </w:r>
+      <w:r>
+        <w:rPr>
+          <w:rStyle w:val="VerbatimChar"/>
+        </w:rPr>
+        <w:t xml:space="preserve">KYC_APPROVER_ROLE_REQUIRED</w:t>
+      </w:r>
+      <w:r>
+        <w:t xml:space="preserve">.)</w:t>
       </w:r>
     </w:p>
     <w:p>
@@ -633,7 +835,7 @@
               <a:graphicData uri="http://schemas.openxmlformats.org/drawingml/2006/picture">
                 <pic:pic>
                   <pic:nvPicPr>
-                    <pic:cNvPr descr="/tmp/docximg-AYCofU/ilm_md_1.png" id="23" name="Picture"/>
+                    <pic:cNvPr descr="/tmp/docximg-d8ZS2x/ilm_md_1.png" id="23" name="Picture"/>
                     <pic:cNvPicPr>
                       <a:picLocks noChangeArrowheads="1" noChangeAspect="1"/>
                     </pic:cNvPicPr>
@@ -1513,7 +1715,7 @@
               <a:graphicData uri="http://schemas.openxmlformats.org/drawingml/2006/picture">
                 <pic:pic>
                   <pic:nvPicPr>
-                    <pic:cNvPr descr="/tmp/docximg-AYCofU/ilm_md_2.png" id="30" name="Picture"/>
+                    <pic:cNvPr descr="/tmp/docximg-d8ZS2x/ilm_md_2.png" id="30" name="Picture"/>
                     <pic:cNvPicPr>
                       <a:picLocks noChangeArrowheads="1" noChangeAspect="1"/>
                     </pic:cNvPicPr>
@@ -2087,7 +2289,7 @@
               <a:graphicData uri="http://schemas.openxmlformats.org/drawingml/2006/picture">
                 <pic:pic>
                   <pic:nvPicPr>
-                    <pic:cNvPr descr="/tmp/docximg-AYCofU/ilm_md_3.png" id="35" name="Picture"/>
+                    <pic:cNvPr descr="/tmp/docximg-d8ZS2x/ilm_md_3.png" id="35" name="Picture"/>
                     <pic:cNvPicPr>
                       <a:picLocks noChangeArrowheads="1" noChangeAspect="1"/>
                     </pic:cNvPicPr>
@@ -17606,7 +17808,7 @@
               <a:graphicData uri="http://schemas.openxmlformats.org/drawingml/2006/picture">
                 <pic:pic>
                   <pic:nvPicPr>
-                    <pic:cNvPr descr="/tmp/docximg-AYCofU/ilm_md_4.png" id="48" name="Picture"/>
+                    <pic:cNvPr descr="/tmp/docximg-d8ZS2x/ilm_md_4.png" id="48" name="Picture"/>
                     <pic:cNvPicPr>
                       <a:picLocks noChangeArrowheads="1" noChangeAspect="1"/>
                     </pic:cNvPicPr>
@@ -18325,13 +18527,13 @@
       </w:r>
     </w:p>
     <w:bookmarkEnd w:id="53"/>
-    <w:bookmarkStart w:id="54" w:name="X89de12bcbda887c6ec5ea5eed2f747bbdb3a288"/>
+    <w:bookmarkStart w:id="54" w:name="Xbdb564fcab6f6f71ef61f22280b7304c50ca780"/>
     <w:p>
       <w:pPr>
         <w:pStyle w:val="Heading2"/>
       </w:pPr>
       <w:r>
-        <w:t xml:space="preserve">6. Processes</w:t>
+        <w:t xml:space="preserve">6. Processes &amp; ops console</w:t>
       </w:r>
     </w:p>
     <w:p>
@@ -18348,131 +18550,55 @@
         <w:rPr>
           <w:rStyle w:val="VerbatimChar"/>
         </w:rPr>
-        <w:t xml:space="preserve">sophix:cvm:evaluate-flags</w:t>
-      </w:r>
-      <w:r>
-        <w:t xml:space="preserve"> </w:t>
-      </w:r>
-      <w:r>
-        <w:t xml:space="preserve">daily worker.</w:t>
-      </w:r>
-    </w:p>
-    <w:bookmarkEnd w:id="54"/>
-    <w:bookmarkStart w:id="55" w:name="X1bf2a627be6ee103cb059e15364eccb4d059631"/>
-    <w:p>
-      <w:pPr>
-        <w:pStyle w:val="Heading2"/>
-      </w:pPr>
-      <w:r>
-        <w:t xml:space="preserve">7. Policy &amp; config</w:t>
+        <w:t xml:space="preserve">sophix:cvm:evaluate-flags {--operator}</w:t>
+      </w:r>
+      <w:r>
+        <w:t xml:space="preserve"> </w:t>
+      </w:r>
+      <w:r>
+        <w:t xml:space="preserve">daily worker</w:t>
+      </w:r>
+      <w:r>
+        <w:t xml:space="preserve"> </w:t>
+      </w:r>
+      <w:r>
+        <w:t xml:space="preserve">(rule-driven retention/risk flags).</w:t>
       </w:r>
     </w:p>
     <w:p>
       <w:pPr>
-        <w:pStyle w:val="FirstParagraph"/>
-      </w:pPr>
-      <w:r>
-        <w:rPr>
-          <w:rStyle w:val="VerbatimChar"/>
-        </w:rPr>
-        <w:t xml:space="preserve">rules.cvm.offer</w:t>
-      </w:r>
-      <w:r>
-        <w:t xml:space="preserve"> </w:t>
-      </w:r>
-      <w:r>
-        <w:t xml:space="preserve">+ flag-evaluation rules; the flag/sub-status/KYC-authority catalogs — operator data.</w:t>
-      </w:r>
-    </w:p>
-    <w:bookmarkEnd w:id="55"/>
-    <w:bookmarkStart w:id="56" w:name="X63a8d27571a07c76bbbdc15cf677d35be107ee2"/>
-    <w:p>
-      <w:pPr>
-        <w:pStyle w:val="Heading2"/>
-      </w:pPr>
-      <w:r>
-        <w:t xml:space="preserve">8. Cross-module dependencies</w:t>
-      </w:r>
-    </w:p>
-    <w:p>
-      <w:pPr>
-        <w:numPr>
-          <w:ilvl w:val="0"/>
-          <w:numId w:val="1010"/>
-        </w:numPr>
-        <w:pStyle w:val="Compact"/>
+        <w:pStyle w:val="BodyText"/>
       </w:pPr>
       <w:r>
         <w:rPr>
           <w:bCs/>
           <w:b/>
         </w:rPr>
-        <w:t xml:space="preserve">Consumed by →</w:t>
-      </w:r>
-      <w:r>
-        <w:t xml:space="preserve"> </w:t>
-      </w:r>
-      <w:r>
-        <w:t xml:space="preserve">everyone (</w:t>
-      </w:r>
-      <w:r>
-        <w:rPr>
-          <w:rStyle w:val="VerbatimChar"/>
-        </w:rPr>
-        <w:t xml:space="preserve">routingContext</w:t>
-      </w:r>
-      <w:r>
-        <w:t xml:space="preserve">); flags steer BIL-04 + FUL-03; status change steers</w:t>
-      </w:r>
-      <w:r>
-        <w:t xml:space="preserve"> </w:t>
-      </w:r>
-      <w:r>
-        <w:t xml:space="preserve">Provisioning + Notification; KYC gates Fulfillment.</w:t>
-      </w:r>
-    </w:p>
-    <w:p>
-      <w:pPr>
-        <w:numPr>
-          <w:ilvl w:val="0"/>
-          <w:numId w:val="1010"/>
-        </w:numPr>
-        <w:pStyle w:val="Compact"/>
-      </w:pPr>
-      <w:r>
-        <w:rPr>
-          <w:bCs/>
-          <w:b/>
-        </w:rPr>
-        <w:t xml:space="preserve">Calls →</w:t>
-      </w:r>
-      <w:r>
-        <w:t xml:space="preserve"> </w:t>
-      </w:r>
-      <w:r>
-        <w:t xml:space="preserve">Foundation Approvals, Rules, Files; Catalog (</w:t>
-      </w:r>
-      <w:r>
-        <w:rPr>
-          <w:rStyle w:val="VerbatimChar"/>
-        </w:rPr>
-        <w:t xml:space="preserve">DiscountAssignment</w:t>
-      </w:r>
-      <w:r>
-        <w:t xml:space="preserve"> </w:t>
-      </w:r>
-      <w:r>
-        <w:t xml:space="preserve">on offer accept).</w:t>
-      </w:r>
-    </w:p>
-    <w:bookmarkEnd w:id="56"/>
-    <w:bookmarkStart w:id="57" w:name="Xcb40a318d67ac43889cfb87b8882350a4df3626"/>
-    <w:p>
-      <w:pPr>
-        <w:pStyle w:val="Heading2"/>
-      </w:pPr>
-      <w:r>
-        <w:t xml:space="preserve">9. Invariants &amp; rules</w:t>
+        <w:t xml:space="preserve">Ops console</w:t>
+      </w:r>
+      <w:r>
+        <w:t xml:space="preserve"> </w:t>
+      </w:r>
+      <w:r>
+        <w:t xml:space="preserve">—</w:t>
+      </w:r>
+      <w:r>
+        <w:t xml:space="preserve"> </w:t>
+      </w:r>
+      <w:r>
+        <w:rPr>
+          <w:rStyle w:val="VerbatimChar"/>
+        </w:rPr>
+        <w:t xml:space="preserve">sophix:ilm:*</w:t>
+      </w:r>
+      <w:r>
+        <w:t xml:space="preserve">, wrapping existing services (no EM-CFG-04 bypass; KYC decisions are</w:t>
+      </w:r>
+      <w:r>
+        <w:t xml:space="preserve"> </w:t>
+      </w:r>
+      <w:r>
+        <w:t xml:space="preserve">inspect-only here — they must go through the approval engine):</w:t>
       </w:r>
     </w:p>
     <w:tbl>
@@ -18499,7 +18625,7 @@
               <w:jc w:val="left"/>
             </w:pPr>
             <w:r>
-              <w:t xml:space="preserve">Rule</w:t>
+              <w:t xml:space="preserve">Command</w:t>
             </w:r>
           </w:p>
         </w:tc>
@@ -18511,7 +18637,7 @@
               <w:jc w:val="left"/>
             </w:pPr>
             <w:r>
-              <w:t xml:space="preserve">Statement</w:t>
+              <w:t xml:space="preserve">Kind</w:t>
             </w:r>
           </w:p>
         </w:tc>
@@ -18523,7 +18649,7 @@
               <w:jc w:val="left"/>
             </w:pPr>
             <w:r>
-              <w:t xml:space="preserve">Enforced in</w:t>
+              <w:t xml:space="preserve">Does</w:t>
             </w:r>
           </w:p>
         </w:tc>
@@ -18537,7 +18663,10 @@
               <w:jc w:val="left"/>
             </w:pPr>
             <w:r>
-              <w:t xml:space="preserve">R-ILM-S-2</w:t>
+              <w:rPr>
+                <w:rStyle w:val="VerbatimChar"/>
+              </w:rPr>
+              <w:t xml:space="preserve">customer-show {customer}</w:t>
             </w:r>
           </w:p>
         </w:tc>
@@ -18549,22 +18678,7 @@
               <w:jc w:val="left"/>
             </w:pPr>
             <w:r>
-              <w:t xml:space="preserve">a</w:t>
-            </w:r>
-            <w:r>
-              <w:t xml:space="preserve"> </w:t>
-            </w:r>
-            <w:r>
-              <w:rPr>
-                <w:rStyle w:val="VerbatimChar"/>
-              </w:rPr>
-              <w:t xml:space="preserve">requires_approval</w:t>
-            </w:r>
-            <w:r>
-              <w:t xml:space="preserve"> </w:t>
-            </w:r>
-            <w:r>
-              <w:t xml:space="preserve">sub-status change needs an approval reference</w:t>
+              <w:t xml:space="preserve">review</w:t>
             </w:r>
           </w:p>
         </w:tc>
@@ -18576,10 +18690,19 @@
               <w:jc w:val="left"/>
             </w:pPr>
             <w:r>
+              <w:t xml:space="preserve">one customer's master state (read-only): identity, derived</w:t>
+            </w:r>
+            <w:r>
+              <w:t xml:space="preserve"> </w:t>
+            </w:r>
+            <w:r>
               <w:rPr>
                 <w:rStyle w:val="VerbatimChar"/>
               </w:rPr>
-              <w:t xml:space="preserve">AccountService::update</w:t>
+              <w:t xml:space="preserve">kyc_status</w:t>
+            </w:r>
+            <w:r>
+              <w:t xml:space="preserve">, KYC approval trail, and every account with status/sub-status/attention-banner/active flags</w:t>
             </w:r>
           </w:p>
         </w:tc>
@@ -18593,7 +18716,10 @@
               <w:jc w:val="left"/>
             </w:pPr>
             <w:r>
-              <w:t xml:space="preserve">R-ILM-S-3</w:t>
+              <w:rPr>
+                <w:rStyle w:val="VerbatimChar"/>
+              </w:rPr>
+              <w:t xml:space="preserve">kyc-queue [--operator] [--limit]</w:t>
             </w:r>
           </w:p>
         </w:tc>
@@ -18605,31 +18731,7 @@
               <w:jc w:val="left"/>
             </w:pPr>
             <w:r>
-              <w:rPr>
-                <w:rStyle w:val="VerbatimChar"/>
-              </w:rPr>
-              <w:t xml:space="preserve">affects_provisioning</w:t>
-            </w:r>
-            <w:r>
-              <w:t xml:space="preserve"> </w:t>
-            </w:r>
-            <w:r>
-              <w:t xml:space="preserve">change emits</w:t>
-            </w:r>
-            <w:r>
-              <w:t xml:space="preserve"> </w:t>
-            </w:r>
-            <w:r>
-              <w:rPr>
-                <w:rStyle w:val="VerbatimChar"/>
-              </w:rPr>
-              <w:t xml:space="preserve">CustomerAccountStatusChanged</w:t>
-            </w:r>
-            <w:r>
-              <w:t xml:space="preserve"> </w:t>
-            </w:r>
-            <w:r>
-              <w:t xml:space="preserve">for FUL-03</w:t>
+              <w:t xml:space="preserve">review</w:t>
             </w:r>
           </w:p>
         </w:tc>
@@ -18641,16 +18743,22 @@
               <w:jc w:val="left"/>
             </w:pPr>
             <w:r>
+              <w:t xml:space="preserve">customers by</w:t>
+            </w:r>
+            <w:r>
+              <w:t xml:space="preserve"> </w:t>
+            </w:r>
+            <w:r>
               <w:rPr>
                 <w:rStyle w:val="VerbatimChar"/>
               </w:rPr>
-              <w:t xml:space="preserve">AccountService</w:t>
+              <w:t xml:space="preserve">kyc_status</w:t>
             </w:r>
             <w:r>
               <w:t xml:space="preserve"> </w:t>
             </w:r>
             <w:r>
-              <w:t xml:space="preserve">+ listener</w:t>
+              <w:t xml:space="preserve">count, then those stuck mid-chain (PENDING awaiting L1, L1_APPROVED awaiting final) — read-only</w:t>
             </w:r>
           </w:p>
         </w:tc>
@@ -18664,7 +18772,10 @@
               <w:jc w:val="left"/>
             </w:pPr>
             <w:r>
-              <w:t xml:space="preserve">R-ILM-F-3/F-4</w:t>
+              <w:rPr>
+                <w:rStyle w:val="VerbatimChar"/>
+              </w:rPr>
+              <w:t xml:space="preserve">flag-clear {account} {flag} [--actor]</w:t>
             </w:r>
           </w:p>
         </w:tc>
@@ -18676,25 +18787,7 @@
               <w:jc w:val="left"/>
             </w:pPr>
             <w:r>
-              <w:rPr>
-                <w:rStyle w:val="VerbatimChar"/>
-              </w:rPr>
-              <w:t xml:space="preserve">affects_dunning</w:t>
-            </w:r>
-            <w:r>
-              <w:t xml:space="preserve">/</w:t>
-            </w:r>
-            <w:r>
-              <w:rPr>
-                <w:rStyle w:val="VerbatimChar"/>
-              </w:rPr>
-              <w:t xml:space="preserve">affects_provisioning</w:t>
-            </w:r>
-            <w:r>
-              <w:t xml:space="preserve"> </w:t>
-            </w:r>
-            <w:r>
-              <w:t xml:space="preserve">flags steer BIL-04 / FUL-03</w:t>
+              <w:t xml:space="preserve">safe-correction</w:t>
             </w:r>
           </w:p>
         </w:tc>
@@ -18706,19 +18799,221 @@
               <w:jc w:val="left"/>
             </w:pPr>
             <w:r>
+              <w:t xml:space="preserve">clear one ACTIVE account flag via</w:t>
+            </w:r>
+            <w:r>
+              <w:t xml:space="preserve"> </w:t>
+            </w:r>
+            <w:r>
               <w:rPr>
                 <w:rStyle w:val="VerbatimChar"/>
               </w:rPr>
-              <w:t xml:space="preserve">hasDunningAccelerantFlag</w:t>
-            </w:r>
-            <w:r>
-              <w:t xml:space="preserve">/</w:t>
+              <w:t xml:space="preserve">AccountService::clearFlag</w:t>
+            </w:r>
+            <w:r>
+              <w:t xml:space="preserve"> </w:t>
+            </w:r>
+            <w:r>
+              <w:t xml:space="preserve">— marks it CLEARED, recomputes the attention banner, emits</w:t>
+            </w:r>
+            <w:r>
+              <w:t xml:space="preserve"> </w:t>
             </w:r>
             <w:r>
               <w:rPr>
                 <w:rStyle w:val="VerbatimChar"/>
               </w:rPr>
-              <w:t xml:space="preserve">hasProvisioningBlockingFlag</w:t>
+              <w:t xml:space="preserve">AccountFlagCleared</w:t>
+            </w:r>
+            <w:r>
+              <w:t xml:space="preserve"> </w:t>
+            </w:r>
+            <w:r>
+              <w:t xml:space="preserve">(reversible, non-gated; no</w:t>
+            </w:r>
+            <w:r>
+              <w:t xml:space="preserve"> </w:t>
+            </w:r>
+            <w:r>
+              <w:rPr>
+                <w:rStyle w:val="VerbatimChar"/>
+              </w:rPr>
+              <w:t xml:space="preserve">--confirm</w:t>
+            </w:r>
+            <w:r>
+              <w:t xml:space="preserve">)</w:t>
+            </w:r>
+          </w:p>
+        </w:tc>
+      </w:tr>
+    </w:tbl>
+    <w:bookmarkEnd w:id="54"/>
+    <w:bookmarkStart w:id="55" w:name="X1bf2a627be6ee103cb059e15364eccb4d059631"/>
+    <w:p>
+      <w:pPr>
+        <w:pStyle w:val="Heading2"/>
+      </w:pPr>
+      <w:r>
+        <w:t xml:space="preserve">7. Policy &amp; config</w:t>
+      </w:r>
+    </w:p>
+    <w:p>
+      <w:pPr>
+        <w:pStyle w:val="FirstParagraph"/>
+      </w:pPr>
+      <w:r>
+        <w:rPr>
+          <w:rStyle w:val="VerbatimChar"/>
+        </w:rPr>
+        <w:t xml:space="preserve">rules.cvm.offer</w:t>
+      </w:r>
+      <w:r>
+        <w:t xml:space="preserve"> </w:t>
+      </w:r>
+      <w:r>
+        <w:t xml:space="preserve">+ flag-evaluation rules; the flag/sub-status/KYC-authority catalogs — operator data.</w:t>
+      </w:r>
+    </w:p>
+    <w:bookmarkEnd w:id="55"/>
+    <w:bookmarkStart w:id="56" w:name="X63a8d27571a07c76bbbdc15cf677d35be107ee2"/>
+    <w:p>
+      <w:pPr>
+        <w:pStyle w:val="Heading2"/>
+      </w:pPr>
+      <w:r>
+        <w:t xml:space="preserve">8. Cross-module dependencies</w:t>
+      </w:r>
+    </w:p>
+    <w:p>
+      <w:pPr>
+        <w:numPr>
+          <w:ilvl w:val="0"/>
+          <w:numId w:val="1010"/>
+        </w:numPr>
+        <w:pStyle w:val="Compact"/>
+      </w:pPr>
+      <w:r>
+        <w:rPr>
+          <w:bCs/>
+          <w:b/>
+        </w:rPr>
+        <w:t xml:space="preserve">Consumed by →</w:t>
+      </w:r>
+      <w:r>
+        <w:t xml:space="preserve"> </w:t>
+      </w:r>
+      <w:r>
+        <w:t xml:space="preserve">everyone (</w:t>
+      </w:r>
+      <w:r>
+        <w:rPr>
+          <w:rStyle w:val="VerbatimChar"/>
+        </w:rPr>
+        <w:t xml:space="preserve">routingContext</w:t>
+      </w:r>
+      <w:r>
+        <w:t xml:space="preserve">); flags steer BIL-04 + FUL-03; status change steers</w:t>
+      </w:r>
+      <w:r>
+        <w:t xml:space="preserve"> </w:t>
+      </w:r>
+      <w:r>
+        <w:t xml:space="preserve">Provisioning + Notification; KYC gates Fulfillment.</w:t>
+      </w:r>
+    </w:p>
+    <w:p>
+      <w:pPr>
+        <w:numPr>
+          <w:ilvl w:val="0"/>
+          <w:numId w:val="1010"/>
+        </w:numPr>
+        <w:pStyle w:val="Compact"/>
+      </w:pPr>
+      <w:r>
+        <w:rPr>
+          <w:bCs/>
+          <w:b/>
+        </w:rPr>
+        <w:t xml:space="preserve">Calls →</w:t>
+      </w:r>
+      <w:r>
+        <w:t xml:space="preserve"> </w:t>
+      </w:r>
+      <w:r>
+        <w:t xml:space="preserve">Foundation Approvals, Rules, Files; Catalog (</w:t>
+      </w:r>
+      <w:r>
+        <w:rPr>
+          <w:rStyle w:val="VerbatimChar"/>
+        </w:rPr>
+        <w:t xml:space="preserve">DiscountAssignment</w:t>
+      </w:r>
+      <w:r>
+        <w:t xml:space="preserve"> </w:t>
+      </w:r>
+      <w:r>
+        <w:t xml:space="preserve">on offer accept).</w:t>
+      </w:r>
+    </w:p>
+    <w:bookmarkEnd w:id="56"/>
+    <w:bookmarkStart w:id="57" w:name="Xcb40a318d67ac43889cfb87b8882350a4df3626"/>
+    <w:p>
+      <w:pPr>
+        <w:pStyle w:val="Heading2"/>
+      </w:pPr>
+      <w:r>
+        <w:t xml:space="preserve">9. Invariants &amp; rules</w:t>
+      </w:r>
+    </w:p>
+    <w:tbl>
+      <w:tblPr>
+        <w:tblStyle w:val="Table"/>
+        <w:tblW w:type="auto" w:w="0"/>
+        <w:tblLook w:firstRow="1" w:lastRow="0" w:firstColumn="0" w:lastColumn="0" w:noHBand="0" w:noVBand="0" w:val="0020"/>
+        <w:jc w:val="start"/>
+      </w:tblPr>
+      <w:tblGrid>
+        <w:gridCol w:w="2640"/>
+        <w:gridCol w:w="2640"/>
+        <w:gridCol w:w="2640"/>
+      </w:tblGrid>
+      <w:tr>
+        <w:trPr>
+          <w:tblHeader w:val="true"/>
+        </w:trPr>
+        <w:tc>
+          <w:tcPr/>
+          <w:p>
+            <w:pPr>
+              <w:pStyle w:val="Compact"/>
+              <w:jc w:val="left"/>
+            </w:pPr>
+            <w:r>
+              <w:t xml:space="preserve">Rule</w:t>
+            </w:r>
+          </w:p>
+        </w:tc>
+        <w:tc>
+          <w:tcPr/>
+          <w:p>
+            <w:pPr>
+              <w:pStyle w:val="Compact"/>
+              <w:jc w:val="left"/>
+            </w:pPr>
+            <w:r>
+              <w:t xml:space="preserve">Statement</w:t>
+            </w:r>
+          </w:p>
+        </w:tc>
+        <w:tc>
+          <w:tcPr/>
+          <w:p>
+            <w:pPr>
+              <w:pStyle w:val="Compact"/>
+              <w:jc w:val="left"/>
+            </w:pPr>
+            <w:r>
+              <w:t xml:space="preserve">Enforced in</w:t>
             </w:r>
           </w:p>
         </w:tc>
@@ -18732,7 +19027,7 @@
               <w:jc w:val="left"/>
             </w:pPr>
             <w:r>
-              <w:t xml:space="preserve">R-ILM-K-3</w:t>
+              <w:t xml:space="preserve">R-ILM-S-2</w:t>
             </w:r>
           </w:p>
         </w:tc>
@@ -18744,7 +19039,22 @@
               <w:jc w:val="left"/>
             </w:pPr>
             <w:r>
-              <w:t xml:space="preserve">KYC approval authority per level is operator config</w:t>
+              <w:t xml:space="preserve">a</w:t>
+            </w:r>
+            <w:r>
+              <w:t xml:space="preserve"> </w:t>
+            </w:r>
+            <w:r>
+              <w:rPr>
+                <w:rStyle w:val="VerbatimChar"/>
+              </w:rPr>
+              <w:t xml:space="preserve">requires_approval</w:t>
+            </w:r>
+            <w:r>
+              <w:t xml:space="preserve"> </w:t>
+            </w:r>
+            <w:r>
+              <w:t xml:space="preserve">sub-status change needs an approval reference</w:t>
             </w:r>
           </w:p>
         </w:tc>
@@ -18759,7 +19069,202 @@
               <w:rPr>
                 <w:rStyle w:val="VerbatimChar"/>
               </w:rPr>
+              <w:t xml:space="preserve">AccountService::update</w:t>
+            </w:r>
+          </w:p>
+        </w:tc>
+      </w:tr>
+      <w:tr>
+        <w:tc>
+          <w:tcPr/>
+          <w:p>
+            <w:pPr>
+              <w:pStyle w:val="Compact"/>
+              <w:jc w:val="left"/>
+            </w:pPr>
+            <w:r>
+              <w:t xml:space="preserve">R-ILM-S-3</w:t>
+            </w:r>
+          </w:p>
+        </w:tc>
+        <w:tc>
+          <w:tcPr/>
+          <w:p>
+            <w:pPr>
+              <w:pStyle w:val="Compact"/>
+              <w:jc w:val="left"/>
+            </w:pPr>
+            <w:r>
+              <w:rPr>
+                <w:rStyle w:val="VerbatimChar"/>
+              </w:rPr>
+              <w:t xml:space="preserve">affects_provisioning</w:t>
+            </w:r>
+            <w:r>
+              <w:t xml:space="preserve"> </w:t>
+            </w:r>
+            <w:r>
+              <w:t xml:space="preserve">change emits</w:t>
+            </w:r>
+            <w:r>
+              <w:t xml:space="preserve"> </w:t>
+            </w:r>
+            <w:r>
+              <w:rPr>
+                <w:rStyle w:val="VerbatimChar"/>
+              </w:rPr>
+              <w:t xml:space="preserve">CustomerAccountStatusChanged</w:t>
+            </w:r>
+            <w:r>
+              <w:t xml:space="preserve"> </w:t>
+            </w:r>
+            <w:r>
+              <w:t xml:space="preserve">for FUL-03</w:t>
+            </w:r>
+          </w:p>
+        </w:tc>
+        <w:tc>
+          <w:tcPr/>
+          <w:p>
+            <w:pPr>
+              <w:pStyle w:val="Compact"/>
+              <w:jc w:val="left"/>
+            </w:pPr>
+            <w:r>
+              <w:rPr>
+                <w:rStyle w:val="VerbatimChar"/>
+              </w:rPr>
+              <w:t xml:space="preserve">AccountService</w:t>
+            </w:r>
+            <w:r>
+              <w:t xml:space="preserve"> </w:t>
+            </w:r>
+            <w:r>
+              <w:t xml:space="preserve">+ listener</w:t>
+            </w:r>
+          </w:p>
+        </w:tc>
+      </w:tr>
+      <w:tr>
+        <w:tc>
+          <w:tcPr/>
+          <w:p>
+            <w:pPr>
+              <w:pStyle w:val="Compact"/>
+              <w:jc w:val="left"/>
+            </w:pPr>
+            <w:r>
+              <w:t xml:space="preserve">R-ILM-F-3/F-4</w:t>
+            </w:r>
+          </w:p>
+        </w:tc>
+        <w:tc>
+          <w:tcPr/>
+          <w:p>
+            <w:pPr>
+              <w:pStyle w:val="Compact"/>
+              <w:jc w:val="left"/>
+            </w:pPr>
+            <w:r>
+              <w:rPr>
+                <w:rStyle w:val="VerbatimChar"/>
+              </w:rPr>
+              <w:t xml:space="preserve">affects_dunning</w:t>
+            </w:r>
+            <w:r>
+              <w:t xml:space="preserve">/</w:t>
+            </w:r>
+            <w:r>
+              <w:rPr>
+                <w:rStyle w:val="VerbatimChar"/>
+              </w:rPr>
+              <w:t xml:space="preserve">affects_provisioning</w:t>
+            </w:r>
+            <w:r>
+              <w:t xml:space="preserve"> </w:t>
+            </w:r>
+            <w:r>
+              <w:t xml:space="preserve">flags steer BIL-04 / FUL-03</w:t>
+            </w:r>
+          </w:p>
+        </w:tc>
+        <w:tc>
+          <w:tcPr/>
+          <w:p>
+            <w:pPr>
+              <w:pStyle w:val="Compact"/>
+              <w:jc w:val="left"/>
+            </w:pPr>
+            <w:r>
+              <w:rPr>
+                <w:rStyle w:val="VerbatimChar"/>
+              </w:rPr>
+              <w:t xml:space="preserve">hasDunningAccelerantFlag</w:t>
+            </w:r>
+            <w:r>
+              <w:t xml:space="preserve">/</w:t>
+            </w:r>
+            <w:r>
+              <w:rPr>
+                <w:rStyle w:val="VerbatimChar"/>
+              </w:rPr>
+              <w:t xml:space="preserve">hasProvisioningBlockingFlag</w:t>
+            </w:r>
+          </w:p>
+        </w:tc>
+      </w:tr>
+      <w:tr>
+        <w:tc>
+          <w:tcPr/>
+          <w:p>
+            <w:pPr>
+              <w:pStyle w:val="Compact"/>
+              <w:jc w:val="left"/>
+            </w:pPr>
+            <w:r>
+              <w:t xml:space="preserve">R-ILM-K-3</w:t>
+            </w:r>
+          </w:p>
+        </w:tc>
+        <w:tc>
+          <w:tcPr/>
+          <w:p>
+            <w:pPr>
+              <w:pStyle w:val="Compact"/>
+              <w:jc w:val="left"/>
+            </w:pPr>
+            <w:r>
+              <w:t xml:space="preserve">KYC approval authority per level is operator config, enforced as an EM-CFG-04 chain</w:t>
+            </w:r>
+          </w:p>
+        </w:tc>
+        <w:tc>
+          <w:tcPr/>
+          <w:p>
+            <w:pPr>
+              <w:pStyle w:val="Compact"/>
+              <w:jc w:val="left"/>
+            </w:pPr>
+            <w:r>
+              <w:rPr>
+                <w:rStyle w:val="VerbatimChar"/>
+              </w:rPr>
               <w:t xml:space="preserve">recordKycDecision</w:t>
+            </w:r>
+            <w:r>
+              <w:t xml:space="preserve"> </w:t>
+            </w:r>
+            <w:r>
+              <w:t xml:space="preserve">→</w:t>
+            </w:r>
+            <w:r>
+              <w:t xml:space="preserve"> </w:t>
+            </w:r>
+            <w:r>
+              <w:rPr>
+                <w:rStyle w:val="VerbatimChar"/>
+              </w:rPr>
+              <w:t xml:space="preserve">ApprovalService</w:t>
             </w:r>
           </w:p>
         </w:tc>

--- a/docs/as-built/docx/ilm.docx
+++ b/docs/as-built/docx/ilm.docx
@@ -835,7 +835,7 @@
               <a:graphicData uri="http://schemas.openxmlformats.org/drawingml/2006/picture">
                 <pic:pic>
                   <pic:nvPicPr>
-                    <pic:cNvPr descr="/tmp/docximg-d8ZS2x/ilm_md_1.png" id="23" name="Picture"/>
+                    <pic:cNvPr descr="/tmp/docximg-J7W2Aj/ilm_md_1.png" id="23" name="Picture"/>
                     <pic:cNvPicPr>
                       <a:picLocks noChangeArrowheads="1" noChangeAspect="1"/>
                     </pic:cNvPicPr>
@@ -975,9 +975,15 @@
         </w:rPr>
         <w:t xml:space="preserve">Who does what:</w:t>
       </w:r>
-      <w:r>
-        <w:t xml:space="preserve"> </w:t>
-      </w:r>
+    </w:p>
+    <w:p>
+      <w:pPr>
+        <w:numPr>
+          <w:ilvl w:val="0"/>
+          <w:numId w:val="1003"/>
+        </w:numPr>
+        <w:pStyle w:val="Compact"/>
+      </w:pPr>
       <w:r>
         <w:rPr>
           <w:rStyle w:val="VerbatimChar"/>
@@ -1000,13 +1006,7 @@
         <w:t xml:space="preserve">AccountService::update</w:t>
       </w:r>
       <w:r>
-        <w:t xml:space="preserve">:</w:t>
-      </w:r>
-      <w:r>
-        <w:t xml:space="preserve"> </w:t>
-      </w:r>
-      <w:r>
-        <w:t xml:space="preserve">the</w:t>
+        <w:t xml:space="preserve">: the</w:t>
       </w:r>
       <w:r>
         <w:t xml:space="preserve"> </w:t>
@@ -1046,7 +1046,19 @@
         <w:t xml:space="preserve"> </w:t>
       </w:r>
       <w:r>
-        <w:t xml:space="preserve">(clone). Because</w:t>
+        <w:t xml:space="preserve">(clone).</w:t>
+      </w:r>
+    </w:p>
+    <w:p>
+      <w:pPr>
+        <w:numPr>
+          <w:ilvl w:val="0"/>
+          <w:numId w:val="1003"/>
+        </w:numPr>
+        <w:pStyle w:val="Compact"/>
+      </w:pPr>
+      <w:r>
+        <w:t xml:space="preserve">Because</w:t>
       </w:r>
       <w:r>
         <w:t xml:space="preserve"> </w:t>
@@ -1128,9 +1140,15 @@
       <w:r>
         <w:t xml:space="preserve">(held PENDING).</w:t>
       </w:r>
-      <w:r>
-        <w:t xml:space="preserve"> </w:t>
-      </w:r>
+    </w:p>
+    <w:p>
+      <w:pPr>
+        <w:numPr>
+          <w:ilvl w:val="0"/>
+          <w:numId w:val="1003"/>
+        </w:numPr>
+        <w:pStyle w:val="Compact"/>
+      </w:pPr>
       <w:r>
         <w:t xml:space="preserve">When an approver (a single</w:t>
       </w:r>
@@ -1188,9 +1206,11 @@
       <w:r>
         <w:t xml:space="preserve">.</w:t>
       </w:r>
-      <w:r>
-        <w:t xml:space="preserve"> </w:t>
-      </w:r>
+    </w:p>
+    <w:p>
+      <w:pPr>
+        <w:pStyle w:val="FirstParagraph"/>
+      </w:pPr>
       <w:r>
         <w:rPr>
           <w:iCs/>
@@ -1272,9 +1292,15 @@
         </w:rPr>
         <w:t xml:space="preserve">Who does what:</w:t>
       </w:r>
-      <w:r>
-        <w:t xml:space="preserve"> </w:t>
-      </w:r>
+    </w:p>
+    <w:p>
+      <w:pPr>
+        <w:numPr>
+          <w:ilvl w:val="0"/>
+          <w:numId w:val="1004"/>
+        </w:numPr>
+        <w:pStyle w:val="Compact"/>
+      </w:pPr>
       <w:r>
         <w:rPr>
           <w:rStyle w:val="VerbatimChar"/>
@@ -1324,7 +1350,19 @@
         <w:t xml:space="preserve">CustomerAccountFlagSet</w:t>
       </w:r>
       <w:r>
-        <w:t xml:space="preserve">. Because the catalog marks NPD</w:t>
+        <w:t xml:space="preserve">.</w:t>
+      </w:r>
+    </w:p>
+    <w:p>
+      <w:pPr>
+        <w:numPr>
+          <w:ilvl w:val="0"/>
+          <w:numId w:val="1004"/>
+        </w:numPr>
+        <w:pStyle w:val="Compact"/>
+      </w:pPr>
+      <w:r>
+        <w:t xml:space="preserve">Because the catalog marks NPD</w:t>
       </w:r>
       <w:r>
         <w:t xml:space="preserve"> </w:t>
@@ -1379,9 +1417,11 @@
         </w:rPr>
         <w:t xml:space="preserve">Cross-module read.</w:t>
       </w:r>
-      <w:r>
-        <w:t xml:space="preserve"> </w:t>
-      </w:r>
+    </w:p>
+    <w:p>
+      <w:pPr>
+        <w:pStyle w:val="FirstParagraph"/>
+      </w:pPr>
       <w:r>
         <w:rPr>
           <w:iCs/>
@@ -1623,9 +1663,15 @@
         </w:rPr>
         <w:t xml:space="preserve">Who does what:</w:t>
       </w:r>
-      <w:r>
-        <w:t xml:space="preserve"> </w:t>
-      </w:r>
+    </w:p>
+    <w:p>
+      <w:pPr>
+        <w:numPr>
+          <w:ilvl w:val="0"/>
+          <w:numId w:val="1005"/>
+        </w:numPr>
+        <w:pStyle w:val="Compact"/>
+      </w:pPr>
       <w:r>
         <w:t xml:space="preserve">A provisioning-affecting status change emits</w:t>
       </w:r>
@@ -1655,10 +1701,19 @@
         <w:t xml:space="preserve">outbox</w:t>
       </w:r>
       <w:r>
-        <w:t xml:space="preserve"> </w:t>
-      </w:r>
-      <w:r>
-        <w:t xml:space="preserve">→ Provisioning's</w:t>
+        <w:t xml:space="preserve">.</w:t>
+      </w:r>
+    </w:p>
+    <w:p>
+      <w:pPr>
+        <w:numPr>
+          <w:ilvl w:val="0"/>
+          <w:numId w:val="1005"/>
+        </w:numPr>
+        <w:pStyle w:val="Compact"/>
+      </w:pPr>
+      <w:r>
+        <w:t xml:space="preserve">Provisioning's</w:t>
       </w:r>
       <w:r>
         <w:t xml:space="preserve"> </w:t>
@@ -1690,9 +1745,11 @@
       <w:r>
         <w:t xml:space="preserve">notifies the customer.</w:t>
       </w:r>
-      <w:r>
-        <w:t xml:space="preserve"> </w:t>
-      </w:r>
+    </w:p>
+    <w:p>
+      <w:pPr>
+        <w:pStyle w:val="FirstParagraph"/>
+      </w:pPr>
       <w:r>
         <w:rPr>
           <w:iCs/>
@@ -1715,7 +1772,7 @@
               <a:graphicData uri="http://schemas.openxmlformats.org/drawingml/2006/picture">
                 <pic:pic>
                   <pic:nvPicPr>
-                    <pic:cNvPr descr="/tmp/docximg-d8ZS2x/ilm_md_2.png" id="30" name="Picture"/>
+                    <pic:cNvPr descr="/tmp/docximg-J7W2Aj/ilm_md_2.png" id="30" name="Picture"/>
                     <pic:cNvPicPr>
                       <a:picLocks noChangeArrowheads="1" noChangeAspect="1"/>
                     </pic:cNvPicPr>
@@ -1855,9 +1912,15 @@
         </w:rPr>
         <w:t xml:space="preserve">Who does what:</w:t>
       </w:r>
-      <w:r>
-        <w:t xml:space="preserve"> </w:t>
-      </w:r>
+    </w:p>
+    <w:p>
+      <w:pPr>
+        <w:numPr>
+          <w:ilvl w:val="0"/>
+          <w:numId w:val="1006"/>
+        </w:numPr>
+        <w:pStyle w:val="Compact"/>
+      </w:pPr>
       <w:r>
         <w:rPr>
           <w:rStyle w:val="VerbatimChar"/>
@@ -1950,13 +2013,19 @@
         <w:t xml:space="preserve"> </w:t>
       </w:r>
       <w:r>
-        <w:t xml:space="preserve">(same event → same</w:t>
-      </w:r>
-      <w:r>
-        <w:t xml:space="preserve"> </w:t>
-      </w:r>
-      <w:r>
-        <w:t xml:space="preserve">activity). Emits</w:t>
+        <w:t xml:space="preserve">(same event → same activity).</w:t>
+      </w:r>
+    </w:p>
+    <w:p>
+      <w:pPr>
+        <w:numPr>
+          <w:ilvl w:val="0"/>
+          <w:numId w:val="1006"/>
+        </w:numPr>
+        <w:pStyle w:val="Compact"/>
+      </w:pPr>
+      <w:r>
+        <w:t xml:space="preserve">Emits</w:t>
       </w:r>
       <w:r>
         <w:t xml:space="preserve"> </w:t>
@@ -1979,9 +2048,11 @@
       <w:r>
         <w:t xml:space="preserve">.</w:t>
       </w:r>
-      <w:r>
-        <w:t xml:space="preserve"> </w:t>
-      </w:r>
+    </w:p>
+    <w:p>
+      <w:pPr>
+        <w:pStyle w:val="FirstParagraph"/>
+      </w:pPr>
       <w:r>
         <w:rPr>
           <w:iCs/>
@@ -2074,7 +2145,7 @@
       <w:pPr>
         <w:numPr>
           <w:ilvl w:val="0"/>
-          <w:numId w:val="1003"/>
+          <w:numId w:val="1007"/>
         </w:numPr>
         <w:pStyle w:val="Compact"/>
       </w:pPr>
@@ -2140,7 +2211,7 @@
       <w:pPr>
         <w:numPr>
           <w:ilvl w:val="0"/>
-          <w:numId w:val="1003"/>
+          <w:numId w:val="1007"/>
         </w:numPr>
         <w:pStyle w:val="Compact"/>
       </w:pPr>
@@ -2177,7 +2248,7 @@
       <w:pPr>
         <w:numPr>
           <w:ilvl w:val="0"/>
-          <w:numId w:val="1003"/>
+          <w:numId w:val="1007"/>
         </w:numPr>
         <w:pStyle w:val="Compact"/>
       </w:pPr>
@@ -2231,7 +2302,7 @@
       <w:pPr>
         <w:numPr>
           <w:ilvl w:val="0"/>
-          <w:numId w:val="1003"/>
+          <w:numId w:val="1007"/>
         </w:numPr>
         <w:pStyle w:val="Compact"/>
       </w:pPr>
@@ -2289,7 +2360,7 @@
               <a:graphicData uri="http://schemas.openxmlformats.org/drawingml/2006/picture">
                 <pic:pic>
                   <pic:nvPicPr>
-                    <pic:cNvPr descr="/tmp/docximg-d8ZS2x/ilm_md_3.png" id="35" name="Picture"/>
+                    <pic:cNvPr descr="/tmp/docximg-J7W2Aj/ilm_md_3.png" id="35" name="Picture"/>
                     <pic:cNvPicPr>
                       <a:picLocks noChangeArrowheads="1" noChangeAspect="1"/>
                     </pic:cNvPicPr>
@@ -2520,9 +2591,15 @@
         </w:rPr>
         <w:t xml:space="preserve">Who does what:</w:t>
       </w:r>
-      <w:r>
-        <w:t xml:space="preserve"> </w:t>
-      </w:r>
+    </w:p>
+    <w:p>
+      <w:pPr>
+        <w:numPr>
+          <w:ilvl w:val="0"/>
+          <w:numId w:val="1008"/>
+        </w:numPr>
+        <w:pStyle w:val="Compact"/>
+      </w:pPr>
       <w:r>
         <w:rPr>
           <w:rStyle w:val="VerbatimChar"/>
@@ -2545,10 +2622,19 @@
         <w:t xml:space="preserve">CustomerKycRejected</w:t>
       </w:r>
       <w:r>
-        <w:t xml:space="preserve"> </w:t>
-      </w:r>
-      <w:r>
-        <w:t xml:space="preserve">→ Fulfillment</w:t>
+        <w:t xml:space="preserve">.</w:t>
+      </w:r>
+    </w:p>
+    <w:p>
+      <w:pPr>
+        <w:numPr>
+          <w:ilvl w:val="0"/>
+          <w:numId w:val="1008"/>
+        </w:numPr>
+        <w:pStyle w:val="Compact"/>
+      </w:pPr>
+      <w:r>
+        <w:t xml:space="preserve">Fulfillment</w:t>
       </w:r>
       <w:r>
         <w:t xml:space="preserve"> </w:t>
@@ -2565,9 +2651,11 @@
       <w:r>
         <w:t xml:space="preserve">cancels + compensates the parked order.</w:t>
       </w:r>
-      <w:r>
-        <w:t xml:space="preserve"> </w:t>
-      </w:r>
+    </w:p>
+    <w:p>
+      <w:pPr>
+        <w:pStyle w:val="FirstParagraph"/>
+      </w:pPr>
       <w:r>
         <w:rPr>
           <w:iCs/>
@@ -4675,7 +4763,7 @@
       <w:pPr>
         <w:numPr>
           <w:ilvl w:val="0"/>
-          <w:numId w:val="1004"/>
+          <w:numId w:val="1009"/>
         </w:numPr>
         <w:pStyle w:val="Compact"/>
       </w:pPr>
@@ -4757,7 +4845,7 @@
       <w:pPr>
         <w:numPr>
           <w:ilvl w:val="0"/>
-          <w:numId w:val="1004"/>
+          <w:numId w:val="1009"/>
         </w:numPr>
         <w:pStyle w:val="Compact"/>
       </w:pPr>
@@ -4821,7 +4909,7 @@
       <w:pPr>
         <w:numPr>
           <w:ilvl w:val="0"/>
-          <w:numId w:val="1004"/>
+          <w:numId w:val="1009"/>
         </w:numPr>
         <w:pStyle w:val="Compact"/>
       </w:pPr>
@@ -7404,7 +7492,7 @@
       <w:pPr>
         <w:numPr>
           <w:ilvl w:val="0"/>
-          <w:numId w:val="1005"/>
+          <w:numId w:val="1010"/>
         </w:numPr>
         <w:pStyle w:val="Compact"/>
       </w:pPr>
@@ -7493,7 +7581,7 @@
       <w:pPr>
         <w:numPr>
           <w:ilvl w:val="0"/>
-          <w:numId w:val="1005"/>
+          <w:numId w:val="1010"/>
         </w:numPr>
         <w:pStyle w:val="Compact"/>
       </w:pPr>
@@ -7566,7 +7654,7 @@
       <w:pPr>
         <w:numPr>
           <w:ilvl w:val="0"/>
-          <w:numId w:val="1005"/>
+          <w:numId w:val="1010"/>
         </w:numPr>
         <w:pStyle w:val="Compact"/>
       </w:pPr>
@@ -10843,7 +10931,7 @@
       <w:pPr>
         <w:numPr>
           <w:ilvl w:val="0"/>
-          <w:numId w:val="1006"/>
+          <w:numId w:val="1011"/>
         </w:numPr>
         <w:pStyle w:val="Compact"/>
       </w:pPr>
@@ -10922,7 +11010,7 @@
       <w:pPr>
         <w:numPr>
           <w:ilvl w:val="0"/>
-          <w:numId w:val="1006"/>
+          <w:numId w:val="1011"/>
         </w:numPr>
         <w:pStyle w:val="Compact"/>
       </w:pPr>
@@ -10959,7 +11047,7 @@
       <w:pPr>
         <w:numPr>
           <w:ilvl w:val="0"/>
-          <w:numId w:val="1006"/>
+          <w:numId w:val="1011"/>
         </w:numPr>
         <w:pStyle w:val="Compact"/>
       </w:pPr>
@@ -11041,7 +11129,7 @@
       <w:pPr>
         <w:numPr>
           <w:ilvl w:val="0"/>
-          <w:numId w:val="1006"/>
+          <w:numId w:val="1011"/>
         </w:numPr>
         <w:pStyle w:val="Compact"/>
       </w:pPr>
@@ -12611,7 +12699,7 @@
       <w:pPr>
         <w:numPr>
           <w:ilvl w:val="0"/>
-          <w:numId w:val="1007"/>
+          <w:numId w:val="1012"/>
         </w:numPr>
         <w:pStyle w:val="Compact"/>
       </w:pPr>
@@ -12664,7 +12752,7 @@
       <w:pPr>
         <w:numPr>
           <w:ilvl w:val="0"/>
-          <w:numId w:val="1007"/>
+          <w:numId w:val="1012"/>
         </w:numPr>
         <w:pStyle w:val="Compact"/>
       </w:pPr>
@@ -12830,7 +12918,7 @@
       <w:pPr>
         <w:numPr>
           <w:ilvl w:val="0"/>
-          <w:numId w:val="1007"/>
+          <w:numId w:val="1012"/>
         </w:numPr>
         <w:pStyle w:val="Compact"/>
       </w:pPr>
@@ -12882,7 +12970,7 @@
       <w:pPr>
         <w:numPr>
           <w:ilvl w:val="0"/>
-          <w:numId w:val="1007"/>
+          <w:numId w:val="1012"/>
         </w:numPr>
         <w:pStyle w:val="Compact"/>
       </w:pPr>
@@ -17552,7 +17640,7 @@
       <w:pPr>
         <w:numPr>
           <w:ilvl w:val="0"/>
-          <w:numId w:val="1008"/>
+          <w:numId w:val="1013"/>
         </w:numPr>
         <w:pStyle w:val="Compact"/>
       </w:pPr>
@@ -17626,7 +17714,7 @@
       <w:pPr>
         <w:numPr>
           <w:ilvl w:val="0"/>
-          <w:numId w:val="1008"/>
+          <w:numId w:val="1013"/>
         </w:numPr>
         <w:pStyle w:val="Compact"/>
       </w:pPr>
@@ -17705,7 +17793,7 @@
       <w:pPr>
         <w:numPr>
           <w:ilvl w:val="0"/>
-          <w:numId w:val="1008"/>
+          <w:numId w:val="1013"/>
         </w:numPr>
         <w:pStyle w:val="Compact"/>
       </w:pPr>
@@ -17808,7 +17896,7 @@
               <a:graphicData uri="http://schemas.openxmlformats.org/drawingml/2006/picture">
                 <pic:pic>
                   <pic:nvPicPr>
-                    <pic:cNvPr descr="/tmp/docximg-d8ZS2x/ilm_md_4.png" id="48" name="Picture"/>
+                    <pic:cNvPr descr="/tmp/docximg-J7W2Aj/ilm_md_4.png" id="48" name="Picture"/>
                     <pic:cNvPicPr>
                       <a:picLocks noChangeArrowheads="1" noChangeAspect="1"/>
                     </pic:cNvPicPr>
@@ -18314,7 +18402,7 @@
       <w:pPr>
         <w:numPr>
           <w:ilvl w:val="0"/>
-          <w:numId w:val="1009"/>
+          <w:numId w:val="1014"/>
         </w:numPr>
         <w:pStyle w:val="Compact"/>
       </w:pPr>
@@ -18412,7 +18500,7 @@
       <w:pPr>
         <w:numPr>
           <w:ilvl w:val="0"/>
-          <w:numId w:val="1009"/>
+          <w:numId w:val="1014"/>
         </w:numPr>
         <w:pStyle w:val="Compact"/>
       </w:pPr>
@@ -18486,7 +18574,7 @@
       <w:pPr>
         <w:numPr>
           <w:ilvl w:val="0"/>
-          <w:numId w:val="1009"/>
+          <w:numId w:val="1014"/>
         </w:numPr>
         <w:pStyle w:val="Compact"/>
       </w:pPr>
@@ -18888,7 +18976,7 @@
       <w:pPr>
         <w:numPr>
           <w:ilvl w:val="0"/>
-          <w:numId w:val="1010"/>
+          <w:numId w:val="1015"/>
         </w:numPr>
         <w:pStyle w:val="Compact"/>
       </w:pPr>
@@ -18925,7 +19013,7 @@
       <w:pPr>
         <w:numPr>
           <w:ilvl w:val="0"/>
-          <w:numId w:val="1010"/>
+          <w:numId w:val="1015"/>
         </w:numPr>
         <w:pStyle w:val="Compact"/>
       </w:pPr>
@@ -19284,7 +19372,7 @@
       <w:pPr>
         <w:numPr>
           <w:ilvl w:val="0"/>
-          <w:numId w:val="1011"/>
+          <w:numId w:val="1016"/>
         </w:numPr>
         <w:pStyle w:val="Compact"/>
       </w:pPr>
@@ -19326,7 +19414,7 @@
       <w:pPr>
         <w:numPr>
           <w:ilvl w:val="0"/>
-          <w:numId w:val="1011"/>
+          <w:numId w:val="1016"/>
         </w:numPr>
         <w:pStyle w:val="Compact"/>
       </w:pPr>
@@ -19691,19 +19779,154 @@
     </w:lvlOverride>
   </w:num>
   <w:num w:numId="1004">
-    <w:abstractNumId w:val="991"/>
+    <w:abstractNumId w:val="99411"/>
+    <w:lvlOverride w:ilvl="0">
+      <w:startOverride w:val="1"/>
+    </w:lvlOverride>
+    <w:lvlOverride w:ilvl="1">
+      <w:startOverride w:val="1"/>
+    </w:lvlOverride>
+    <w:lvlOverride w:ilvl="2">
+      <w:startOverride w:val="1"/>
+    </w:lvlOverride>
+    <w:lvlOverride w:ilvl="3">
+      <w:startOverride w:val="1"/>
+    </w:lvlOverride>
+    <w:lvlOverride w:ilvl="4">
+      <w:startOverride w:val="1"/>
+    </w:lvlOverride>
+    <w:lvlOverride w:ilvl="5">
+      <w:startOverride w:val="1"/>
+    </w:lvlOverride>
+    <w:lvlOverride w:ilvl="6">
+      <w:startOverride w:val="1"/>
+    </w:lvlOverride>
+    <w:lvlOverride w:ilvl="7">
+      <w:startOverride w:val="1"/>
+    </w:lvlOverride>
+    <w:lvlOverride w:ilvl="8">
+      <w:startOverride w:val="1"/>
+    </w:lvlOverride>
   </w:num>
   <w:num w:numId="1005">
-    <w:abstractNumId w:val="991"/>
+    <w:abstractNumId w:val="99411"/>
+    <w:lvlOverride w:ilvl="0">
+      <w:startOverride w:val="1"/>
+    </w:lvlOverride>
+    <w:lvlOverride w:ilvl="1">
+      <w:startOverride w:val="1"/>
+    </w:lvlOverride>
+    <w:lvlOverride w:ilvl="2">
+      <w:startOverride w:val="1"/>
+    </w:lvlOverride>
+    <w:lvlOverride w:ilvl="3">
+      <w:startOverride w:val="1"/>
+    </w:lvlOverride>
+    <w:lvlOverride w:ilvl="4">
+      <w:startOverride w:val="1"/>
+    </w:lvlOverride>
+    <w:lvlOverride w:ilvl="5">
+      <w:startOverride w:val="1"/>
+    </w:lvlOverride>
+    <w:lvlOverride w:ilvl="6">
+      <w:startOverride w:val="1"/>
+    </w:lvlOverride>
+    <w:lvlOverride w:ilvl="7">
+      <w:startOverride w:val="1"/>
+    </w:lvlOverride>
+    <w:lvlOverride w:ilvl="8">
+      <w:startOverride w:val="1"/>
+    </w:lvlOverride>
   </w:num>
   <w:num w:numId="1006">
-    <w:abstractNumId w:val="991"/>
+    <w:abstractNumId w:val="99411"/>
+    <w:lvlOverride w:ilvl="0">
+      <w:startOverride w:val="1"/>
+    </w:lvlOverride>
+    <w:lvlOverride w:ilvl="1">
+      <w:startOverride w:val="1"/>
+    </w:lvlOverride>
+    <w:lvlOverride w:ilvl="2">
+      <w:startOverride w:val="1"/>
+    </w:lvlOverride>
+    <w:lvlOverride w:ilvl="3">
+      <w:startOverride w:val="1"/>
+    </w:lvlOverride>
+    <w:lvlOverride w:ilvl="4">
+      <w:startOverride w:val="1"/>
+    </w:lvlOverride>
+    <w:lvlOverride w:ilvl="5">
+      <w:startOverride w:val="1"/>
+    </w:lvlOverride>
+    <w:lvlOverride w:ilvl="6">
+      <w:startOverride w:val="1"/>
+    </w:lvlOverride>
+    <w:lvlOverride w:ilvl="7">
+      <w:startOverride w:val="1"/>
+    </w:lvlOverride>
+    <w:lvlOverride w:ilvl="8">
+      <w:startOverride w:val="1"/>
+    </w:lvlOverride>
   </w:num>
   <w:num w:numId="1007">
-    <w:abstractNumId w:val="991"/>
+    <w:abstractNumId w:val="99411"/>
+    <w:lvlOverride w:ilvl="0">
+      <w:startOverride w:val="1"/>
+    </w:lvlOverride>
+    <w:lvlOverride w:ilvl="1">
+      <w:startOverride w:val="1"/>
+    </w:lvlOverride>
+    <w:lvlOverride w:ilvl="2">
+      <w:startOverride w:val="1"/>
+    </w:lvlOverride>
+    <w:lvlOverride w:ilvl="3">
+      <w:startOverride w:val="1"/>
+    </w:lvlOverride>
+    <w:lvlOverride w:ilvl="4">
+      <w:startOverride w:val="1"/>
+    </w:lvlOverride>
+    <w:lvlOverride w:ilvl="5">
+      <w:startOverride w:val="1"/>
+    </w:lvlOverride>
+    <w:lvlOverride w:ilvl="6">
+      <w:startOverride w:val="1"/>
+    </w:lvlOverride>
+    <w:lvlOverride w:ilvl="7">
+      <w:startOverride w:val="1"/>
+    </w:lvlOverride>
+    <w:lvlOverride w:ilvl="8">
+      <w:startOverride w:val="1"/>
+    </w:lvlOverride>
   </w:num>
   <w:num w:numId="1008">
-    <w:abstractNumId w:val="991"/>
+    <w:abstractNumId w:val="99411"/>
+    <w:lvlOverride w:ilvl="0">
+      <w:startOverride w:val="1"/>
+    </w:lvlOverride>
+    <w:lvlOverride w:ilvl="1">
+      <w:startOverride w:val="1"/>
+    </w:lvlOverride>
+    <w:lvlOverride w:ilvl="2">
+      <w:startOverride w:val="1"/>
+    </w:lvlOverride>
+    <w:lvlOverride w:ilvl="3">
+      <w:startOverride w:val="1"/>
+    </w:lvlOverride>
+    <w:lvlOverride w:ilvl="4">
+      <w:startOverride w:val="1"/>
+    </w:lvlOverride>
+    <w:lvlOverride w:ilvl="5">
+      <w:startOverride w:val="1"/>
+    </w:lvlOverride>
+    <w:lvlOverride w:ilvl="6">
+      <w:startOverride w:val="1"/>
+    </w:lvlOverride>
+    <w:lvlOverride w:ilvl="7">
+      <w:startOverride w:val="1"/>
+    </w:lvlOverride>
+    <w:lvlOverride w:ilvl="8">
+      <w:startOverride w:val="1"/>
+    </w:lvlOverride>
   </w:num>
   <w:num w:numId="1009">
     <w:abstractNumId w:val="991"/>
@@ -19712,6 +19935,21 @@
     <w:abstractNumId w:val="991"/>
   </w:num>
   <w:num w:numId="1011">
+    <w:abstractNumId w:val="991"/>
+  </w:num>
+  <w:num w:numId="1012">
+    <w:abstractNumId w:val="991"/>
+  </w:num>
+  <w:num w:numId="1013">
+    <w:abstractNumId w:val="991"/>
+  </w:num>
+  <w:num w:numId="1014">
+    <w:abstractNumId w:val="991"/>
+  </w:num>
+  <w:num w:numId="1015">
+    <w:abstractNumId w:val="991"/>
+  </w:num>
+  <w:num w:numId="1016">
     <w:abstractNumId w:val="991"/>
   </w:num>
 </w:numbering>
